--- a/SampleDataToTest/Job_Description_DotNet.docx
+++ b/SampleDataToTest/Job_Description_DotNet.docx
@@ -48,6 +48,38 @@
     <w:p>
       <w:r>
         <w:t>- Java, XML, python</w:t>
+      </w:r>
+      <w:r>
+        <w:t>,</w:t>
+      </w:r>
+      <w:r>
+        <w:rPr>
+          <w:rFonts w:ascii="Georgia" w:eastAsia="Georgia" w:hAnsi="Georgia" w:cs="Georgia"/>
+        </w:rPr>
+        <w:t xml:space="preserve"> </w:t>
+      </w:r>
+      <w:proofErr w:type="spellStart"/>
+      <w:r>
+        <w:t>Javascript</w:t>
+      </w:r>
+      <w:proofErr w:type="spellEnd"/>
+    </w:p>
+    <w:p>
+      <w:r>
+        <w:t>-</w:t>
+      </w:r>
+      <w:proofErr w:type="spellStart"/>
+      <w:r>
+        <w:t>Jquery</w:t>
+      </w:r>
+      <w:proofErr w:type="spellEnd"/>
+    </w:p>
+    <w:p>
+      <w:r>
+        <w:t>-</w:t>
+      </w:r>
+      <w:r>
+        <w:t>VB.NET</w:t>
       </w:r>
     </w:p>
     <w:p/>
@@ -867,7 +899,6 @@
   <w:style w:type="character" w:default="1" w:styleId="DefaultParagraphFont">
     <w:name w:val="Default Paragraph Font"/>
     <w:uiPriority w:val="1"/>
-    <w:semiHidden/>
     <w:unhideWhenUsed/>
   </w:style>
   <w:style w:type="table" w:default="1" w:styleId="TableNormal">
